--- a/АиКМС/прак_6/АиКМС_ИКБО-20-23_Кузнецов.Л.А_практика6.docx
+++ b/АиКМС/прак_6/АиКМС_ИКБО-20-23_Кузнецов.Л.А_практика6.docx
@@ -1127,13 +1127,6 @@
                   <w:szCs w:val="28"/>
                 </w:rPr>
                 <w:instrText>HYPERLINK  \l "_ПОСТАНОВКА_ЗАДАЧИ"</w:instrText>
-              </w:r>
-              <w:r>
-                <w:rPr>
-                  <w:rFonts w:cs="Times New Roman"/>
-                  <w:color w:val="000000" w:themeColor="text1"/>
-                  <w:szCs w:val="28"/>
-                </w:rPr>
               </w:r>
               <w:r>
                 <w:rPr>
@@ -1202,13 +1195,6 @@
                   <w:szCs w:val="28"/>
                 </w:rPr>
                 <w:instrText>HYPERLINK  \l "_ХОД_РАБОТЫ_1"</w:instrText>
-              </w:r>
-              <w:r>
-                <w:rPr>
-                  <w:rFonts w:cs="Times New Roman"/>
-                  <w:color w:val="000000" w:themeColor="text1"/>
-                  <w:szCs w:val="28"/>
-                </w:rPr>
               </w:r>
               <w:r>
                 <w:rPr>
@@ -1306,8 +1292,6 @@
       <w:r>
         <w:br w:type="page"/>
       </w:r>
-      <w:bookmarkStart w:id="1" w:name="_GoBack"/>
-      <w:bookmarkEnd w:id="1"/>
     </w:p>
     <w:p>
       <w:pPr>
@@ -1315,8 +1299,8 @@
         <w:ind w:firstLine="0"/>
         <w:jc w:val="center"/>
       </w:pPr>
-      <w:bookmarkStart w:id="2" w:name="_ПОСТАНОВКА_ЗАДАЧИ"/>
-      <w:bookmarkEnd w:id="2"/>
+      <w:bookmarkStart w:id="1" w:name="_ПОСТАНОВКА_ЗАДАЧИ"/>
+      <w:bookmarkEnd w:id="1"/>
       <w:r>
         <w:lastRenderedPageBreak/>
         <w:t>ПОСТАНОВКА ЗАДАЧИ</w:t>
@@ -1411,8 +1395,8 @@
         <w:ind w:firstLine="0"/>
         <w:jc w:val="center"/>
       </w:pPr>
-      <w:bookmarkStart w:id="3" w:name="_ХОД_РАБОТЫ_1"/>
-      <w:bookmarkEnd w:id="3"/>
+      <w:bookmarkStart w:id="2" w:name="_ХОД_РАБОТЫ_1"/>
+      <w:bookmarkEnd w:id="2"/>
       <w:r>
         <w:t>ХОД РАБОТЫ</w:t>
       </w:r>
@@ -1422,10 +1406,7 @@
         <w:pStyle w:val="1"/>
       </w:pPr>
       <w:r>
-        <w:t>Шаг 1. Описание возможной</w:t>
-      </w:r>
-      <w:r>
-        <w:t xml:space="preserve"> последовательности состояний и переходов, которые характеризуют поведение элемента исследуемой системы с помощью диаграммы состояний (индивидуальный вариант учебного проекта).  </w:t>
+        <w:t xml:space="preserve">Шаг 1. Описание возможной последовательности состояний и переходов, которые характеризуют поведение элемента исследуемой системы с помощью диаграммы состояний (индивидуальный вариант учебного проекта).  </w:t>
       </w:r>
     </w:p>
     <w:p>
@@ -1473,10 +1454,10 @@
           <w:szCs w:val="28"/>
         </w:rPr>
         <w:drawing>
-          <wp:inline distT="0" distB="0" distL="0" distR="0" wp14:anchorId="629868CB" wp14:editId="0BF91070">
-            <wp:extent cx="5940425" cy="1864360"/>
-            <wp:effectExtent l="0" t="0" r="3175" b="2540"/>
-            <wp:docPr id="3" name="Рисунок 3"/>
+          <wp:inline distT="0" distB="0" distL="0" distR="0" wp14:anchorId="25FC2FB2" wp14:editId="794CF2E5">
+            <wp:extent cx="5940425" cy="1796415"/>
+            <wp:effectExtent l="0" t="0" r="3175" b="0"/>
+            <wp:docPr id="4" name="Рисунок 4"/>
             <wp:cNvGraphicFramePr>
               <a:graphicFrameLocks xmlns:a="http://schemas.openxmlformats.org/drawingml/2006/main" noChangeAspect="1"/>
             </wp:cNvGraphicFramePr>
@@ -1496,7 +1477,7 @@
                   <pic:spPr>
                     <a:xfrm>
                       <a:off x="0" y="0"/>
-                      <a:ext cx="5940425" cy="1864360"/>
+                      <a:ext cx="5940425" cy="1796415"/>
                     </a:xfrm>
                     <a:prstGeom prst="rect">
                       <a:avLst/>
@@ -1540,13 +1521,22 @@
           <w:szCs w:val="28"/>
         </w:rPr>
         <w:tab/>
-        <w:t xml:space="preserve">Как можно заметить из диаграммы, процесс делится на несколько частей: заход в приложение, запись на курс, обработка информации и выход из приложения. </w:t>
-      </w:r>
+        <w:t>Как можно заметить из диаграммы, процесс делится на несколько частей: заход в приложение, запись на курс, обработка инф</w:t>
+      </w:r>
+      <w:bookmarkStart w:id="3" w:name="_GoBack"/>
+      <w:bookmarkEnd w:id="3"/>
       <w:r>
         <w:rPr>
           <w:rFonts w:eastAsia="Times New Roman" w:cs="Times New Roman"/>
           <w:szCs w:val="28"/>
         </w:rPr>
+        <w:t xml:space="preserve">ормации и выход из приложения. </w:t>
+      </w:r>
+      <w:r>
+        <w:rPr>
+          <w:rFonts w:eastAsia="Times New Roman" w:cs="Times New Roman"/>
+          <w:szCs w:val="28"/>
+        </w:rPr>
         <w:t>Эти пункты будут являться основными уже при проектировании оглашённой системы.</w:t>
       </w:r>
     </w:p>
@@ -1561,16 +1551,7 @@
         <w:t xml:space="preserve">Шаг 2. </w:t>
       </w:r>
       <w:r>
-        <w:t>Описание</w:t>
-      </w:r>
-      <w:r>
-        <w:t xml:space="preserve"> все</w:t>
-      </w:r>
-      <w:r>
-        <w:t>х системных</w:t>
-      </w:r>
-      <w:r>
-        <w:t xml:space="preserve"> операции посредством диаграммы деятельности. </w:t>
+        <w:t xml:space="preserve">Описание всех системных операции посредством диаграммы деятельности. </w:t>
       </w:r>
     </w:p>
     <w:p>
@@ -1611,13 +1592,14 @@
       <w:bookmarkEnd w:id="4"/>
       <w:r>
         <w:rPr>
-          <w:lang w:val="en-US"/>
+          <w:noProof/>
+          <w:lang w:eastAsia="ru-RU"/>
         </w:rPr>
         <w:lastRenderedPageBreak/>
         <w:drawing>
-          <wp:inline distT="0" distB="0" distL="0" distR="0" wp14:anchorId="6CF8403F" wp14:editId="0AC5AD7F">
-            <wp:extent cx="4277322" cy="8030696"/>
-            <wp:effectExtent l="0" t="0" r="9525" b="8890"/>
+          <wp:inline distT="0" distB="0" distL="0" distR="0" wp14:anchorId="3ACD4D0C" wp14:editId="4BDBBBC9">
+            <wp:extent cx="4077269" cy="7868748"/>
+            <wp:effectExtent l="0" t="0" r="0" b="0"/>
             <wp:docPr id="1" name="Рисунок 1"/>
             <wp:cNvGraphicFramePr>
               <a:graphicFrameLocks xmlns:a="http://schemas.openxmlformats.org/drawingml/2006/main" noChangeAspect="1"/>
@@ -1638,7 +1620,7 @@
                   <pic:spPr>
                     <a:xfrm>
                       <a:off x="0" y="0"/>
-                      <a:ext cx="4277322" cy="8030696"/>
+                      <a:ext cx="4077269" cy="7868748"/>
                     </a:xfrm>
                     <a:prstGeom prst="rect">
                       <a:avLst/>
@@ -1668,21 +1650,7 @@
           <w:rFonts w:eastAsia="Times New Roman" w:cs="Times New Roman"/>
           <w:szCs w:val="28"/>
         </w:rPr>
-        <w:t xml:space="preserve">Диаграмма </w:t>
-      </w:r>
-      <w:r>
-        <w:rPr>
-          <w:rFonts w:eastAsia="Times New Roman" w:cs="Times New Roman"/>
-          <w:szCs w:val="28"/>
-        </w:rPr>
-        <w:t xml:space="preserve">деятельности </w:t>
-      </w:r>
-      <w:r>
-        <w:rPr>
-          <w:rFonts w:eastAsia="Times New Roman" w:cs="Times New Roman"/>
-          <w:szCs w:val="28"/>
-        </w:rPr>
-        <w:t>персональной системы</w:t>
+        <w:t>Диаграмма деятельности персональной системы</w:t>
       </w:r>
     </w:p>
     <w:p>
@@ -1690,11 +1658,7 @@
         <w:widowControl w:val="0"/>
       </w:pPr>
       <w:r>
-        <w:t xml:space="preserve">Диаграмма, представленная на рисунке 2, более глубоко описывает протекание процессов, отображённых на рисунке 1, позволяя будущему </w:t>
-      </w:r>
-      <w:r>
-        <w:lastRenderedPageBreak/>
-        <w:t>проектировщику лучше понять принцип работы моделируемой системы.</w:t>
+        <w:t>Диаграмма, представленная на рисунке 2, более глубоко описывает протекание процессов, отображённых на рисунке 1, позволяя будущему проектировщику лучше понять принцип работы моделируемой системы.</w:t>
       </w:r>
     </w:p>
     <w:p>
@@ -1706,6 +1670,7 @@
       <w:bookmarkStart w:id="5" w:name="_ВЫВОД"/>
       <w:bookmarkEnd w:id="5"/>
       <w:r>
+        <w:lastRenderedPageBreak/>
         <w:t>ВЫВОД</w:t>
       </w:r>
     </w:p>
@@ -1761,6 +1726,7 @@
         <w:docPartUnique/>
       </w:docPartObj>
     </w:sdtPr>
+    <w:sdtEndPr/>
     <w:sdtContent>
       <w:p>
         <w:pPr>
@@ -2672,7 +2638,7 @@
 </file>
 
 <file path=customXml/itemProps1.xml><?xml version="1.0" encoding="utf-8"?>
-<ds:datastoreItem xmlns:ds="http://schemas.openxmlformats.org/officeDocument/2006/customXml" ds:itemID="{9B248446-3B5C-4A6B-8C48-091454DC9686}">
+<ds:datastoreItem xmlns:ds="http://schemas.openxmlformats.org/officeDocument/2006/customXml" ds:itemID="{A6A0F53B-6FBC-4D92-A890-AC8087832C1C}">
   <ds:schemaRefs>
     <ds:schemaRef ds:uri="http://schemas.openxmlformats.org/officeDocument/2006/bibliography"/>
   </ds:schemaRefs>
